--- a/Selenium Interview Questions.docx
+++ b/Selenium Interview Questions.docx
@@ -75,8 +75,13 @@
         <w:t xml:space="preserve">2. Array- Array sort, highest number, lowest, </w:t>
       </w:r>
       <w:proofErr w:type="spellStart"/>
-      <w:r>
-        <w:t>prime,odd,</w:t>
+      <w:proofErr w:type="gramStart"/>
+      <w:r>
+        <w:t>prime,odd</w:t>
+      </w:r>
+      <w:proofErr w:type="gramEnd"/>
+      <w:r>
+        <w:t>,</w:t>
       </w:r>
       <w:r>
         <w:t>count</w:t>
@@ -199,6 +204,8 @@
         <w:t>Which wait is used to handle dynamic element</w:t>
       </w:r>
     </w:p>
+    <w:p/>
+    <w:p/>
     <w:p>
       <w:pPr>
         <w:pStyle w:val="ListParagraph"/>
